--- a/klagomål/A 12426-2025 FSC-klagomål.docx
+++ b/klagomål/A 12426-2025 FSC-klagomål.docx
@@ -671,7 +671,7 @@
     <w:r>
       <w:tab/>
       <w:tab/>
-      <w:t>2025-04-02</w:t>
+      <w:t>2025-04-03</w:t>
       <w:br/>
       <w:br/>
     </w:r>

--- a/klagomål/A 12426-2025 FSC-klagomål.docx
+++ b/klagomål/A 12426-2025 FSC-klagomål.docx
@@ -671,7 +671,7 @@
     <w:r>
       <w:tab/>
       <w:tab/>
-      <w:t>2025-04-03</w:t>
+      <w:t>2025-04-05</w:t>
       <w:br/>
       <w:br/>
     </w:r>

--- a/klagomål/A 12426-2025 FSC-klagomål.docx
+++ b/klagomål/A 12426-2025 FSC-klagomål.docx
@@ -671,7 +671,7 @@
     <w:r>
       <w:tab/>
       <w:tab/>
-      <w:t>2025-04-05</w:t>
+      <w:t>2025-04-06</w:t>
       <w:br/>
       <w:br/>
     </w:r>

--- a/klagomål/A 12426-2025 FSC-klagomål.docx
+++ b/klagomål/A 12426-2025 FSC-klagomål.docx
@@ -671,7 +671,7 @@
     <w:r>
       <w:tab/>
       <w:tab/>
-      <w:t>2025-04-06</w:t>
+      <w:t>2025-04-07</w:t>
       <w:br/>
       <w:br/>
     </w:r>

--- a/klagomål/A 12426-2025 FSC-klagomål.docx
+++ b/klagomål/A 12426-2025 FSC-klagomål.docx
@@ -671,7 +671,7 @@
     <w:r>
       <w:tab/>
       <w:tab/>
-      <w:t>2025-04-07</w:t>
+      <w:t>2025-04-08</w:t>
       <w:br/>
       <w:br/>
     </w:r>

--- a/klagomål/A 12426-2025 FSC-klagomål.docx
+++ b/klagomål/A 12426-2025 FSC-klagomål.docx
@@ -671,7 +671,7 @@
     <w:r>
       <w:tab/>
       <w:tab/>
-      <w:t>2025-04-08</w:t>
+      <w:t>2025-04-09</w:t>
       <w:br/>
       <w:br/>
     </w:r>

--- a/klagomål/A 12426-2025 FSC-klagomål.docx
+++ b/klagomål/A 12426-2025 FSC-klagomål.docx
@@ -671,7 +671,7 @@
     <w:r>
       <w:tab/>
       <w:tab/>
-      <w:t>2025-04-09</w:t>
+      <w:t>2025-04-10</w:t>
       <w:br/>
       <w:br/>
     </w:r>

--- a/klagomål/A 12426-2025 FSC-klagomål.docx
+++ b/klagomål/A 12426-2025 FSC-klagomål.docx
@@ -671,7 +671,7 @@
     <w:r>
       <w:tab/>
       <w:tab/>
-      <w:t>2025-04-10</w:t>
+      <w:t>2025-04-11</w:t>
       <w:br/>
       <w:br/>
     </w:r>

--- a/klagomål/A 12426-2025 FSC-klagomål.docx
+++ b/klagomål/A 12426-2025 FSC-klagomål.docx
@@ -671,7 +671,7 @@
     <w:r>
       <w:tab/>
       <w:tab/>
-      <w:t>2025-04-11</w:t>
+      <w:t>2025-04-12</w:t>
       <w:br/>
       <w:br/>
     </w:r>

--- a/klagomål/A 12426-2025 FSC-klagomål.docx
+++ b/klagomål/A 12426-2025 FSC-klagomål.docx
@@ -671,7 +671,7 @@
     <w:r>
       <w:tab/>
       <w:tab/>
-      <w:t>2025-04-12</w:t>
+      <w:t>2025-04-13</w:t>
       <w:br/>
       <w:br/>
     </w:r>

--- a/klagomål/A 12426-2025 FSC-klagomål.docx
+++ b/klagomål/A 12426-2025 FSC-klagomål.docx
@@ -671,7 +671,7 @@
     <w:r>
       <w:tab/>
       <w:tab/>
-      <w:t>2025-04-13</w:t>
+      <w:t>2025-04-14</w:t>
       <w:br/>
       <w:br/>
     </w:r>

--- a/klagomål/A 12426-2025 FSC-klagomål.docx
+++ b/klagomål/A 12426-2025 FSC-klagomål.docx
@@ -671,7 +671,7 @@
     <w:r>
       <w:tab/>
       <w:tab/>
-      <w:t>2025-04-14</w:t>
+      <w:t>2025-04-15</w:t>
       <w:br/>
       <w:br/>
     </w:r>

--- a/klagomål/A 12426-2025 FSC-klagomål.docx
+++ b/klagomål/A 12426-2025 FSC-klagomål.docx
@@ -671,7 +671,7 @@
     <w:r>
       <w:tab/>
       <w:tab/>
-      <w:t>2025-04-15</w:t>
+      <w:t>2025-04-16</w:t>
       <w:br/>
       <w:br/>
     </w:r>

--- a/klagomål/A 12426-2025 FSC-klagomål.docx
+++ b/klagomål/A 12426-2025 FSC-klagomål.docx
@@ -671,7 +671,7 @@
     <w:r>
       <w:tab/>
       <w:tab/>
-      <w:t>2025-04-16</w:t>
+      <w:t>2025-04-17</w:t>
       <w:br/>
       <w:br/>
     </w:r>

--- a/klagomål/A 12426-2025 FSC-klagomål.docx
+++ b/klagomål/A 12426-2025 FSC-klagomål.docx
@@ -671,7 +671,7 @@
     <w:r>
       <w:tab/>
       <w:tab/>
-      <w:t>2025-04-17</w:t>
+      <w:t>2025-04-18</w:t>
       <w:br/>
       <w:br/>
     </w:r>

--- a/klagomål/A 12426-2025 FSC-klagomål.docx
+++ b/klagomål/A 12426-2025 FSC-klagomål.docx
@@ -671,7 +671,7 @@
     <w:r>
       <w:tab/>
       <w:tab/>
-      <w:t>2025-04-18</w:t>
+      <w:t>2025-04-19</w:t>
       <w:br/>
       <w:br/>
     </w:r>

--- a/klagomål/A 12426-2025 FSC-klagomål.docx
+++ b/klagomål/A 12426-2025 FSC-klagomål.docx
@@ -671,7 +671,7 @@
     <w:r>
       <w:tab/>
       <w:tab/>
-      <w:t>2025-05-03</w:t>
+      <w:t>2025-05-04</w:t>
       <w:br/>
       <w:br/>
     </w:r>

--- a/klagomål/A 12426-2025 FSC-klagomål.docx
+++ b/klagomål/A 12426-2025 FSC-klagomål.docx
@@ -671,7 +671,7 @@
     <w:r>
       <w:tab/>
       <w:tab/>
-      <w:t>2025-05-04</w:t>
+      <w:t>2025-05-06</w:t>
       <w:br/>
       <w:br/>
     </w:r>

--- a/klagomål/A 12426-2025 FSC-klagomål.docx
+++ b/klagomål/A 12426-2025 FSC-klagomål.docx
@@ -671,7 +671,7 @@
     <w:r>
       <w:tab/>
       <w:tab/>
-      <w:t>2025-05-06</w:t>
+      <w:t>2025-05-07</w:t>
       <w:br/>
       <w:br/>
     </w:r>

--- a/klagomål/A 12426-2025 FSC-klagomål.docx
+++ b/klagomål/A 12426-2025 FSC-klagomål.docx
@@ -671,7 +671,7 @@
     <w:r>
       <w:tab/>
       <w:tab/>
-      <w:t>2025-05-07</w:t>
+      <w:t>2025-05-08</w:t>
       <w:br/>
       <w:br/>
     </w:r>

--- a/klagomål/A 12426-2025 FSC-klagomål.docx
+++ b/klagomål/A 12426-2025 FSC-klagomål.docx
@@ -671,7 +671,7 @@
     <w:r>
       <w:tab/>
       <w:tab/>
-      <w:t>2025-05-08</w:t>
+      <w:t>2025-05-09</w:t>
       <w:br/>
       <w:br/>
     </w:r>

--- a/klagomål/A 12426-2025 FSC-klagomål.docx
+++ b/klagomål/A 12426-2025 FSC-klagomål.docx
@@ -671,7 +671,7 @@
     <w:r>
       <w:tab/>
       <w:tab/>
-      <w:t>2025-05-09</w:t>
+      <w:t>2025-05-10</w:t>
       <w:br/>
       <w:br/>
     </w:r>

--- a/klagomål/A 12426-2025 FSC-klagomål.docx
+++ b/klagomål/A 12426-2025 FSC-klagomål.docx
@@ -671,7 +671,7 @@
     <w:r>
       <w:tab/>
       <w:tab/>
-      <w:t>2025-05-10</w:t>
+      <w:t>2025-05-11</w:t>
       <w:br/>
       <w:br/>
     </w:r>

--- a/klagomål/A 12426-2025 FSC-klagomål.docx
+++ b/klagomål/A 12426-2025 FSC-klagomål.docx
@@ -671,7 +671,7 @@
     <w:r>
       <w:tab/>
       <w:tab/>
-      <w:t>2025-05-11</w:t>
+      <w:t>2025-05-12</w:t>
       <w:br/>
       <w:br/>
     </w:r>

--- a/klagomål/A 12426-2025 FSC-klagomål.docx
+++ b/klagomål/A 12426-2025 FSC-klagomål.docx
@@ -163,7 +163,7 @@
         <w:pStyle w:val="Title"/>
       </w:pPr>
       <w:r>
-        <w:t>Inledande FSC- /PEFC-klagomål – information om höga naturvärden i avverkningsanmälan A 12426-2025 i Malung-Sälens kommun</w:t>
+        <w:t>Inledande FSC- /PEFC-klagomål – information om höga naturvärden och fridlysta arter i avverkningsanmälan A 12426-2025 i Malung-Sälens kommun</w:t>
       </w:r>
     </w:p>
     <w:p>
@@ -173,7 +173,7 @@
     </w:p>
     <w:p>
       <w:r>
-        <w:t>Nedan presenteras fynd av naturvårdsarter som gjorts i det avverkningsanmälda området, samt relevanta utdrag ur standarderna för FSC, Chain of Custody, Controlled Wood och PEFC.</w:t>
+        <w:t>Nedan presenteras fynd av naturvårdsarter och fridlysta arter som gjorts i det avverkningsanmälda området, samt relevanta utdrag ur standarderna för FSC, Chain of Custody, Controlled Wood och PEFC. I BILAGA 1 finns artfakta om fridlysta och rödlistade arter.</w:t>
       </w:r>
     </w:p>
     <w:p>
@@ -191,7 +191,7 @@
     </w:p>
     <w:p>
       <w:r>
-        <w:t>I avverkningsanmälan har följande 1 naturvårdsarter hittats: skrovellav (NT). Av dessa är 1 rödlistade. För rödlistade arter har rödlistekategorin angivits inom parentes.</w:t>
+        <w:t>I avverkningsanmälan har följande 12 naturvårdsarter hittats: knärot (VU, §8), garnlav (NT), kolflarnlav (NT), lunglav (NT), mörk kolflarnlav (NT), skrovellav (NT), vedflamlav (NT), vedskivlav (NT), violettgrå tagellav (NT), norrlandslav (S), nästlav (S) och tjäder (§4). Av dessa är 9 rödlistade. För rödlistade arter har rödlistekategorin angivits inom parentes. Arter som är signalarter enligt Skogsstyrelsen har markerats med (S). För fridlysta arter anges även paragrafen i Artskyddsförordningen som arten är fridlyst enligt.</w:t>
       </w:r>
     </w:p>
     <w:p>
@@ -206,7 +206,7 @@
       <w:r>
         <w:drawing>
           <wp:inline xmlns:a="http://schemas.openxmlformats.org/drawingml/2006/main" xmlns:pic="http://schemas.openxmlformats.org/drawingml/2006/picture">
-            <wp:extent cx="5486400" cy="3698813"/>
+            <wp:extent cx="5486400" cy="3659505"/>
             <wp:docPr id="1" name="Picture 1"/>
             <wp:cNvGraphicFramePr>
               <a:graphicFrameLocks noChangeAspect="1"/>
@@ -227,7 +227,7 @@
                   <pic:spPr>
                     <a:xfrm>
                       <a:off x="0" y="0"/>
-                      <a:ext cx="5486400" cy="3698813"/>
+                      <a:ext cx="5486400" cy="3659505"/>
                     </a:xfrm>
                     <a:prstGeom prst="rect"/>
                   </pic:spPr>
@@ -251,6 +251,50 @@
         <w:rPr>
           <w:b/>
         </w:rPr>
+        <w:t>Garnlav (NT)</w:t>
+      </w:r>
+      <w:r>
+        <w:t xml:space="preserve"> är en utpräglad barrskogsart som ibland kan drapera träden i norrländska grannaturskogar med hög luftfuktighet. Den förekommer även i talldominerade bestånd där den, förutom i trädens grenverk, påträffas hängande över ojämnheter i tallbarken. Arten har minskat starkt i södra och mellersta Sverige och den minskar även i sitt nordliga utbredningsområde. Orsaken till tillbakagången beror främst på slutavverkningar av naturskogsartade skogar. Bestånd med riklig förekomst bör regelmässigt sparas. Garnlav är värdväxt för den mycket sällsynta och akut hotade fjärilen barrskogslavfly (CR) som hör hemma i boreala barrskogar med riklig förekomst av värdväxten. Tidigare kunde arten konstateras årligen på flera platser vid Dala-Floda i Dalarna innan lokalerna kalavverkades. Senaste fyndet i landet av barrskogslavfly är från år 2000 då den påträffades vid Högberget i Sollefteå kommun (SLU Artdatabanken, 2024).</w:t>
+      </w:r>
+    </w:p>
+    <w:p>
+      <w:r>
+        <w:rPr>
+          <w:b/>
+        </w:rPr>
+        <w:t>Kolflarnlav (NT)</w:t>
+      </w:r>
+      <w:r>
+        <w:t xml:space="preserve"> är brandberoende och växer nästan uteslutande på kolad hård kärnved av tall. Etableringen verkar ske först 100–300 år efter brand och nytt substrat nybildas i mycket begränsad omfattning. Avverkning av tallskog av naturskogskaraktär med spår av återkommande bränder är ett hot och mängden lämplig ved att växa på för arten minskar dels på grund av naturlig nedbrytning men framförallt på grund av att det förstörs i samband med slutavverkningar, gallringar och markberedning. Såväl kolflarnlav som mörk kolflarnlav har glänsande bålfjäll och förekommer främst i tall- och blandbarrskogar av naturskogskaraktär med spår av återkommande bränder. Skogar som dessa hyser höga biologiska värden och bör skyddas (SLU Artdatabanken, 2024).</w:t>
+      </w:r>
+    </w:p>
+    <w:p>
+      <w:r>
+        <w:rPr>
+          <w:b/>
+        </w:rPr>
+        <w:t>Lunglav (NT)</w:t>
+      </w:r>
+      <w:r>
+        <w:t xml:space="preserve"> är en av vårt lands främsta signalarter som överallt indikerar gamla lövträd, skogsbestånd med höga naturvärden och ekosystem med lång skoglig kontinuitet. Lokalt kan förekomsten vara mycket riklig men den hittas nästan enbart i gamla och ej slutavverkade skogar. Artens samtliga förekomster bör uppmärksammas från naturvårdssynpunkt, då många lokaler även hyser andra ovanliga och rödlistade arter. Rikliga förekomster bör skyddas med biotopskydd, frivilliga avsättningar eller reservat (SLU Artdatabanken, 2024; Nitare &amp; Skogsstyrelsen, 2019).</w:t>
+      </w:r>
+    </w:p>
+    <w:p>
+      <w:r>
+        <w:rPr>
+          <w:b/>
+        </w:rPr>
+        <w:t>Mörk kolflarnlav (NT)</w:t>
+      </w:r>
+      <w:r>
+        <w:t xml:space="preserve"> är brandberoende och växer nästan uteslutande på kolad hård kärnved av tall. Arten förekommer främst i glesa, öppna tall- och blandbarrskogar av naturskogskaraktär och etableringen verkar ske sent efter brand, kanske först efter 100–300 år. Mörk kolflarnlav indikerar skog med höga naturvärden och vanligast är att den påträffas på rester av nedbrunna torrakor och högstubbar och lågstubbar som är så grova att hela innandömet är urbränt. Tall- och blandbarrskogar av naturskogskaraktär med spår av återkommande bränder hyser höga biologiska värden och bör skyddas (SLU Artdatabanken, 2024).</w:t>
+      </w:r>
+    </w:p>
+    <w:p>
+      <w:r>
+        <w:rPr>
+          <w:b/>
+        </w:rPr>
         <w:t>Skrovellav (NT)</w:t>
       </w:r>
       <w:r>
@@ -264,6 +308,39 @@
       </w:r>
       <w:r>
         <w:t xml:space="preserve"> (EN) (SLU Artdatabanken, 2024; Nitare &amp; Skogsstyrelsen, 2019).</w:t>
+      </w:r>
+    </w:p>
+    <w:p>
+      <w:r>
+        <w:rPr>
+          <w:b/>
+        </w:rPr>
+        <w:t>Vedflamlav (NT)</w:t>
+      </w:r>
+      <w:r>
+        <w:t xml:space="preserve"> växer på gammal hård och torr, exponerad kärnved av tall, främst på högstubbar i ljusöppna lägen, t.ex. vid och på myrar, sjökanter, i glesa hällmarkskogar och i brandpräglade tallnaturskogar. Substratet nyskapas i begränsad omfattning och arten är en utmärkt indikator på höga naturvärden i denna skogstyp. Tall- och barrblandskogar med naturskogskaraktär och spår av bränder har ofta höga biologiska värden och bör skyddas (SLU Artdatabanken, 2024).</w:t>
+      </w:r>
+    </w:p>
+    <w:p>
+      <w:r>
+        <w:rPr>
+          <w:b/>
+        </w:rPr>
+        <w:t>Vedskivlav (NT)</w:t>
+      </w:r>
+      <w:r>
+        <w:t xml:space="preserve"> växer på gammal, torr, exponerad, hård kärnved av framförallt tall i naturskogsartade bestånd. Avverkning av tallskog av naturskogskaraktär med spår av återkommande bränder är ett hot. Mängden lämplig ved att växa på för vedskivlav minskar, dels på grund av naturlig nedbrytning men framförallt på grund av att de förstörs i samband med slutavverkningar, gallringar och markberedning. Tall- och blandbarrskogar av naturskogskaraktär med spår av återkommande bränder bör skyddas (SLU Artdatabanken, 2024).</w:t>
+      </w:r>
+    </w:p>
+    <w:p>
+      <w:r>
+        <w:rPr>
+          <w:b/>
+        </w:rPr>
+        <w:t>Violettgrå tagellav (NT)</w:t>
+      </w:r>
+      <w:r>
+        <w:t xml:space="preserve"> växer nästan uteslutande i gamla olikåldriga barrnaturskogar med lång skoglig kontinuitet och är en utmärkt signal på skog med höga naturvärden. Slutavverkning av tidigare aldrig slutavverkad skog (kontinuitetsskog) är det största hotet. Biotopen nyskapas i begränsad omfattning och barrskog äldre än 160 år, där den violettgrå tagellaven huvudsakligen påträffas har minskat med 50% de senaste 50 åren. Lågproduktiv skogsmark där laven förekommer bör undantas från skogsbruk och rika förekomster i äldre granskog bör skyddas. Arten är känslig för uttorkning och det är väsentligt att tillräckligt stora bestånd avsätts (SLU Artdatabanken, 2024; Nitare &amp; Skogsstyrelsen, 2019).</w:t>
       </w:r>
     </w:p>
     <w:p>
@@ -271,6 +348,106 @@
         <w:pStyle w:val="Heading1"/>
       </w:pPr>
       <w:r>
+        <w:t>Fridlysta arter</w:t>
+      </w:r>
+    </w:p>
+    <w:p>
+      <w:r>
+        <w:t>Följande fridlysta arter har sina livsmiljöer och växtplatser i den avverkningsanmälda skogen: knärot (VU, §8) och tjäder (§4).</w:t>
+      </w:r>
+    </w:p>
+    <w:p>
+      <w:r>
+        <w:t xml:space="preserve">Observera att medlemsländerna är skyldiga att agera i enlighet med EU:s fågeldirektiv där det uttryckligen står att direktivet gäller för fåglar samt för deras ägg, bon och </w:t>
+      </w:r>
+      <w:r>
+        <w:rPr>
+          <w:b/>
+        </w:rPr>
+        <w:t xml:space="preserve">livsmiljöer </w:t>
+      </w:r>
+      <w:r>
+        <w:t>(artikel 1). Vidare att de åtgärder som vidtas inte får leda till en försämring av den nuvarande situationen beträffande bevarandet av de fågelarter som avses i artikel 1 (artikel 13). Fågeldirektivet är styrande för tillsynsansvariga myndigheters ärendehantering, ställningstaganden och beslutsfattande.</w:t>
+      </w:r>
+    </w:p>
+    <w:p>
+      <w:r>
+        <w:rPr>
+          <w:b/>
+        </w:rPr>
+        <w:t>Knärot (VU, §8)</w:t>
+      </w:r>
+      <w:r>
+        <w:t xml:space="preserve"> är rödlistad som sårbar (VU). För att knärot inte ska ta skada av skogsbruksåtgärder i intilliggande skog krävs buffertzoner på minst 50 meter (Johnson, 2014; Koelmeijer m.fl., 2022; Skogsstyrelsen, 2022). Arten är även känslig för gallring vilket framgår av Skogsstyrelsens egen vägledning för hänsyn till knärot (Skogsstyrelsen, 2022). För rika förekomster av knärot är reservatsbildning eller biotopskydd lämpliga åtgärder för att skydda den (SLU Artdatabanken, 2023).</w:t>
+      </w:r>
+    </w:p>
+    <w:p>
+      <w:r>
+        <w:t>I det avverkningsanmälda området finns 1 fyndplatser för knärot registrerade på Artportalen. Figur 2 visar gränserna för buffertzoner på 50 m, som behöver lämnas kring fyndplatserna för att knärotslokalerna inte ska försvinna vid en avverkning. Av det avverkningsanmälda området överlappar 0.73 ha med buffertzonerna och får av detta skäl inte avverkas.</w:t>
+      </w:r>
+    </w:p>
+    <w:p>
+      <w:pPr>
+        <w:pStyle w:val="Caption"/>
+      </w:pPr>
+      <w:r>
+        <w:drawing>
+          <wp:inline xmlns:a="http://schemas.openxmlformats.org/drawingml/2006/main" xmlns:pic="http://schemas.openxmlformats.org/drawingml/2006/picture">
+            <wp:extent cx="5486400" cy="4239973"/>
+            <wp:docPr id="2" name="Picture 2"/>
+            <wp:cNvGraphicFramePr>
+              <a:graphicFrameLocks noChangeAspect="1"/>
+            </wp:cNvGraphicFramePr>
+            <a:graphic>
+              <a:graphicData uri="http://schemas.openxmlformats.org/drawingml/2006/picture">
+                <pic:pic>
+                  <pic:nvPicPr>
+                    <pic:cNvPr id="0" name="A 12426-2025 karta knärot.png"/>
+                    <pic:cNvPicPr/>
+                  </pic:nvPicPr>
+                  <pic:blipFill>
+                    <a:blip r:embed="rId17"/>
+                    <a:stretch>
+                      <a:fillRect/>
+                    </a:stretch>
+                  </pic:blipFill>
+                  <pic:spPr>
+                    <a:xfrm>
+                      <a:off x="0" y="0"/>
+                      <a:ext cx="5486400" cy="4239973"/>
+                    </a:xfrm>
+                    <a:prstGeom prst="rect"/>
+                  </pic:spPr>
+                </pic:pic>
+              </a:graphicData>
+            </a:graphic>
+          </wp:inline>
+        </w:drawing>
+      </w:r>
+    </w:p>
+    <w:p>
+      <w:pPr>
+        <w:pStyle w:val="Caption"/>
+      </w:pPr>
+      <w:r>
+        <w:t>Figur 2. Fyndplatser och buffertzoner för knärot i det avverkningsanmälda området. Endast fyndplatser vars buffertzoner överlappar med det avverkningsanmälda området har tagits med i visualiseringen. Kartans mittpunktskoordinat är N 6797609, E 386012 i SWEREF 99 TM.</w:t>
+      </w:r>
+    </w:p>
+    <w:p>
+      <w:pPr>
+        <w:pStyle w:val="Caption"/>
+      </w:pPr>
+    </w:p>
+    <w:p>
+      <w:r>
+        <w:t>I BILAGA 1 finns mer detaljerad information om ekologi samt krav på livsmiljö hos fridlysta arter.</w:t>
+      </w:r>
+    </w:p>
+    <w:p>
+      <w:pPr>
+        <w:pStyle w:val="Heading1"/>
+      </w:pPr>
+      <w:r>
         <w:t>Certifiering</w:t>
       </w:r>
     </w:p>
@@ -318,6 +495,22 @@
       <w:r>
         <w:t>I den avverkningsanmälda skogen har fridlysta arter sina livsmiljöer och växtplatser. Att skada de fridlysta arternas livsmiljöer, växtplatser eller ekologiska funktion är inte tillåtet enligt artskyddsförordningen.</w:t>
       </w:r>
+      <w:r>
+        <w:rPr>
+          <w:i/>
+        </w:rPr>
+        <w:t xml:space="preserve"> EU:s medlemsländer och skogsbolag är skyldiga att agera i enlighet med EU:s fågeldirektiv där det uttryckligen står att direktivet gäller för fåglar samt för deras ägg, bon och </w:t>
+      </w:r>
+      <w:r>
+        <w:rPr>
+          <w:b/>
+          <w:i/>
+        </w:rPr>
+        <w:t xml:space="preserve">livsmiljöer </w:t>
+      </w:r>
+      <w:r>
+        <w:t>(artikel 1). Vidare att de åtgärder som vidtas inte får leda till en försämring av den nuvarande situationen beträffande bevarandet av de fågelarter som avses i artikel 1 (artikel 13).</w:t>
+      </w:r>
     </w:p>
     <w:p>
       <w:r>
@@ -356,7 +549,7 @@
         <w:rPr>
           <w:i/>
         </w:rPr>
-        <w:t>I det avverkningsanmälda skogsområdet har 1 naturvårdsarter varav 1 rödlistade arter sina livsmiljöer och växtplatser.</w:t>
+        <w:t>I det avverkningsanmälda skogsområdet har 12 naturvårdsarter varav 9 rödlistade arter sina livsmiljöer och växtplatser.</w:t>
       </w:r>
     </w:p>
     <w:p>
@@ -541,6 +734,297 @@
           <w:i/>
         </w:rPr>
         <w:t>I den avverkningsanmälda skogen har fridlysta arter sina livsmiljöer och växtplatser. Att skada de fridlysta arternas livsmiljöer, växtplatser eller ekologiska funktion är inte tillåtet enligt artskyddsförordningen</w:t>
+      </w:r>
+    </w:p>
+    <w:p>
+      <w:r>
+        <w:br w:type="page"/>
+      </w:r>
+    </w:p>
+    <w:p>
+      <w:pPr>
+        <w:pStyle w:val="Title"/>
+      </w:pPr>
+      <w:r>
+        <w:t>BILAGA 1 –</w:t>
+        <w:br/>
+        <w:t>Fridlysta och rödlistade arter</w:t>
+      </w:r>
+    </w:p>
+    <w:p>
+      <w:pPr>
+        <w:pStyle w:val="Heading1"/>
+      </w:pPr>
+      <w:r>
+        <w:t>Knärot – ekologi samt krav på livsmiljön</w:t>
+      </w:r>
+    </w:p>
+    <w:p>
+      <w:r>
+        <w:t>Knärot är fridlyst enligt 8 och 15 §§ artskyddsförordningen och klassad som sårbar (VU) enligt rödlistan 2020. Knärot är beroende av hög och jämn luftfuktighet i gamla, ostörda skogsmiljöer och är känslig för snabba förändringar av ljus-/vindförhållanden eller uttorkning. På grund av ett alltför intensivt skogsbruk har den minskat med 40 (25–50) % under de senaste 60 åren och i framtiden bedöms minskningstakten uppgå till 30 (20–40) %. Till följd av att arten har en dokumenterat högre minskningstakt i förhållande till sin generationstid än vad som tidigare varit känt (data från Riksskogstaxeringen) höjdes den till hotkategori sårbar (VU) i rödlistan 2020 (SLU Artdatabanken, 2021).</w:t>
+      </w:r>
+    </w:p>
+    <w:p>
+      <w:r>
+        <w:t xml:space="preserve">Samuel Johnsons doktorsavhandling </w:t>
+      </w:r>
+      <w:r>
+        <w:rPr>
+          <w:i/>
+        </w:rPr>
+        <w:t>“Retention Forestry as a Conservation Measure for Boreal Forest Ground Vegetation”</w:t>
+      </w:r>
+      <w:r>
+        <w:t xml:space="preserve"> (SLU, Uppsala 2014) visar att det krävs väl tilltagna skyddszoner för att knärotens växtplatser inte ska ta skada av skogsbruksåtgärder i intilliggande områden: </w:t>
+      </w:r>
+      <w:r>
+        <w:rPr>
+          <w:i/>
+        </w:rPr>
+        <w:t xml:space="preserve">“Study III shows that retention patches smaller than 0.5 ha do not lifeboat the sensitive forest herb G. repens, a species that depend on stable microclimatic conditions typical for intact forest stands.” </w:t>
+      </w:r>
+      <w:r>
+        <w:t xml:space="preserve">Vidare </w:t>
+      </w:r>
+      <w:r>
+        <w:rPr>
+          <w:i/>
+        </w:rPr>
+        <w:t>“More sensitive forest species are not lifeboated in retention patches ranging from 0.05 to 0.5 ha (Papers II &amp; III).”</w:t>
+      </w:r>
+    </w:p>
+    <w:p>
+      <w:r>
+        <w:t xml:space="preserve">Johnsons (2014) rekommendation på minst 50 meters breda skyddszoner runt knärotens växtplatser motsvarar en areal på 0,78 hektar, vilket ligger i linje med andra studier som gjorts på känsliga skogsarter: </w:t>
+      </w:r>
+      <w:r>
+        <w:rPr>
+          <w:i/>
+        </w:rPr>
+        <w:t>“In study III I also show that translocated specimens of G. repens survives well in mature forests at least 50 m from the nearest edge to an open area. Moreover, measures of temperature and humidity show that such distances from an open area is far enough to offer a microclimate that is more stable compared to what present in retention patches of around 0.1 ha. This means that the very centre of a circular patch with radius 50 m (equals a size of 0.78 ha) should offer conditions similar to interior forest and would perhaps be a suitable habitat for G. repens and similar species. Previous studies from both North America and Sweden have also concluded that patches between 0.5 and one ha are sufficient for preserving interior forest vegetation as well as sensitive lichens and bryophytes (de Graaf &amp; Roberts 2009; Halpern et al. 2012; Rudolphi et al. 2014).”</w:t>
+      </w:r>
+    </w:p>
+    <w:p>
+      <w:r>
+        <w:t>En nyligen publicerad vetenskaplig uppsats av Koelmeijer m.fl. (2022) inkluderar orkidén knärots skyddsbehov. I uppsatsen berörs problemet med uttorkning för växter, bl.a. för knärot, ett problem som blivit accentuerat på grund av den pågående klimatförändringen och torra somrar, t.ex. den exceptionellt torra sommaren 2018. I uppsatsen undersöks områden med tre olika avstånd från kalhyggeskant med avseende på skydd bl.a. för knärot. Det första området har avstånd upp till 20 m från hyggeskant (Strong edge effect), det andra 20–40 m från hyggeskant (Weak edge effect) och det tredje avser större avstånd från hyggeskant, där kanteffekten anses vara försumbar (Interior). Ett resultat var att man fann stor eller mycket stor uttorkningseffekt på känsliga och rödlistade skogsarter vid de kortare avstånden till hyggeskant, medan effekt av uttorkning inte konstaterades på större avstånd (Interior). För orkidén knärot fann man en rik förekomst (upp till 0,06 dm2/m2) på stort avstånd från hyggeskant (Interior), medan förekomsten var liten eller närmast försumbar i de områden som klassificerades som Weak edge effect respektive Strong edge effect. Arbetet påpekar att de allt oftare förekommande torra somrarna ger ytterligare skäl att utöka skyddsavståndet från hyggen till den fuktkrävande arten knärot (Koelmeijer m.fl., 2022).</w:t>
+      </w:r>
+    </w:p>
+    <w:p>
+      <w:r>
+        <w:t>Även Skogsstyrelsens egen vägledning för hänsyn till knärot ligger i linje med ovanstående forskningsstudier. Av vägledningen framgår det att för med hög sannolikhet kunna bevara befintliga förekomster krävs relativt stora avsättningar av uppvuxen skog med slutet och relativt tätt kronskikt. Som riktlinje kan krävas ett avstånd på 50 meter in från brynet för att vidmakthålla ett fungerande mikroklimat. Detta innebär att fristående hänsynsytor för många arter (kärlväxter, lavar och mossor) kan behöva ha en area överstigande 0,8 hektar (cirkelyta med radien 50 meter = 0,78 hektar) för att bibehålla lokalklimatet. Även ganska små förändringar i form av förändrade ljus- och fuktighetsförhållanden, till exempel till följd av gallring, kan leda till att arten försvinner till följd av konkurrens med mera ljuskrävande och snabbväxande arter (Skogsstyrelsen, 2022).</w:t>
+      </w:r>
+    </w:p>
+    <w:p>
+      <w:pPr>
+        <w:pStyle w:val="Heading2"/>
+      </w:pPr>
+      <w:r>
+        <w:t>Referenser – knärot</w:t>
+      </w:r>
+    </w:p>
+    <w:p>
+      <w:r>
+        <w:t xml:space="preserve">de Graaf M &amp; Roberts M.R., 2009. </w:t>
+      </w:r>
+      <w:r>
+        <w:rPr>
+          <w:i/>
+        </w:rPr>
+        <w:t xml:space="preserve">Short-term response of the herbaceous layer within leave patches after harvest. </w:t>
+      </w:r>
+      <w:r>
+        <w:t>Forest Ecology and Management 257, 1014–1025</w:t>
+      </w:r>
+    </w:p>
+    <w:p>
+      <w:r>
+        <w:t xml:space="preserve">Halpern, C. B., Halaj, J., Evans, S. A., &amp; Dovciak, M., 2012. </w:t>
+      </w:r>
+      <w:r>
+        <w:rPr>
+          <w:i/>
+        </w:rPr>
+        <w:t xml:space="preserve">Level and pattern of overstory retention interact to shape long-term responses of understories to timber harvest. </w:t>
+      </w:r>
+      <w:r>
+        <w:t>Ecological Applications, 22, 2049–2064</w:t>
+      </w:r>
+    </w:p>
+    <w:p>
+      <w:r>
+        <w:t xml:space="preserve">Koelmeijer, I. A., Ehrlén, J., Jönsson, M., De Frenne, P., Berg, P., Andersson, J., Weibull, H. &amp; Hylander, N. 2022. </w:t>
+      </w:r>
+      <w:r>
+        <w:rPr>
+          <w:i/>
+        </w:rPr>
+        <w:t xml:space="preserve">Interactive effects of drought and edge exposure on old-growth forest understory species. </w:t>
+      </w:r>
+      <w:r>
+        <w:t>Landscape Ecology, 37, sid 1839–1853</w:t>
+      </w:r>
+    </w:p>
+    <w:p>
+      <w:r>
+        <w:t xml:space="preserve">Rudolphi, J., Jönsson, M. T., &amp; Gustafsson, L., 2014. </w:t>
+      </w:r>
+      <w:r>
+        <w:rPr>
+          <w:i/>
+        </w:rPr>
+        <w:t xml:space="preserve">Biological legacies buffer local species extinction after logging. </w:t>
+      </w:r>
+      <w:r>
+        <w:t>Journal of Applied Ecology. 51, 53–62.</w:t>
+      </w:r>
+    </w:p>
+    <w:p>
+      <w:r>
+        <w:t xml:space="preserve">Skogsstyrelsen, 2022. </w:t>
+      </w:r>
+      <w:r>
+        <w:rPr>
+          <w:i/>
+        </w:rPr>
+        <w:t xml:space="preserve">Vägledning för hänsyn till knärot. </w:t>
+      </w:r>
+      <w:r>
+        <w:t>https://www.skogsstyrelsen.se/lag-och-tillsyn/artskydd/vagledningar-och-kunskapsstod-artskydd/vagledning-for-hansyn-till-knarot/</w:t>
+      </w:r>
+    </w:p>
+    <w:p>
+      <w:r>
+        <w:t xml:space="preserve">SLU Artdatabanken, 2021. </w:t>
+      </w:r>
+      <w:r>
+        <w:rPr>
+          <w:i/>
+        </w:rPr>
+        <w:t xml:space="preserve">Artfaktablad. Naturvård – artfakta. </w:t>
+      </w:r>
+      <w:r>
+        <w:t>SLU Artdatabanken, Uppsala</w:t>
+      </w:r>
+    </w:p>
+    <w:p>
+      <w:pPr>
+        <w:pStyle w:val="Heading1"/>
+      </w:pPr>
+      <w:r>
+        <w:t>Lunglav – ekologi samt krav på livsmiljön</w:t>
+      </w:r>
+    </w:p>
+    <w:p>
+      <w:r>
+        <w:t>Lunglav (NT) är en av vårt lands främsta signalarter som överallt indikerar gamla lövträd, skogsbestånd med höga naturvärden och ekosystem med lång skoglig kontinuitet. Lokalt kan förekomsten vara mycket riklig men den hittas nästan enbart i gamla och ej slutavverkade skogar. Artens samtliga förekomster bör uppmärksammas från naturvårdssynpunkt, då många lokaler även hyser andra ovanliga och rödlistade arter. Rikliga förekomster bör skyddas med biotopskydd, frivilliga avsättningar eller reservat (SLU Artdatabanken, 2024; Nitare &amp; Skogsstyrelsen, 2019).</w:t>
+      </w:r>
+    </w:p>
+    <w:p>
+      <w:r>
+        <w:t xml:space="preserve">På lunglav kan man sällsynt finna små svarta skivlika bildningar som liknar apothecier men som är en parasitisk svamp, Lunglavsknapp </w:t>
+      </w:r>
+      <w:r>
+        <w:rPr>
+          <w:i/>
+        </w:rPr>
+        <w:t>Plectocarpon lichenum</w:t>
+      </w:r>
+      <w:r>
+        <w:t xml:space="preserve"> (VU). Det finns ytterligare två rödlistade parasiter vilka bara förekommer på lunglav, Skrovelmössing </w:t>
+      </w:r>
+      <w:r>
+        <w:rPr>
+          <w:i/>
+        </w:rPr>
+        <w:t>Dactylospora lobariella</w:t>
+      </w:r>
+      <w:r>
+        <w:t xml:space="preserve"> (rödlistad som Kunskapsbrist DD) och Lunglavshårprick </w:t>
+      </w:r>
+      <w:r>
+        <w:rPr>
+          <w:i/>
+        </w:rPr>
+        <w:t>Niesslia lobariae</w:t>
+      </w:r>
+      <w:r>
+        <w:t xml:space="preserve"> (rödlistad som Kunskapsbrist DD). Skrovelmössing (DD) har små svarta apothecier och bruna, 1-septerade sporer och Lunglavshårprick (DD) har brunhåriga perithecier och färglösa, 1-septerade sporer (SLU Artdatabanken, 2024; Nitare &amp; Skogsstyrelsen, 2019).</w:t>
+      </w:r>
+    </w:p>
+    <w:p>
+      <w:pPr>
+        <w:pStyle w:val="Heading2"/>
+      </w:pPr>
+      <w:r>
+        <w:t>Referenser – lunglav</w:t>
+      </w:r>
+    </w:p>
+    <w:p>
+      <w:r>
+        <w:t xml:space="preserve">Nitare, J. och Skogsstyrelsen, 2019. </w:t>
+      </w:r>
+      <w:r>
+        <w:rPr>
+          <w:i/>
+        </w:rPr>
+        <w:t xml:space="preserve">Skyddsvärd skog – Naturvårdsarter och andra kriterier för naturvärdesbedömning. </w:t>
+      </w:r>
+      <w:r>
+        <w:t>Skogsstyrelsen.</w:t>
+      </w:r>
+    </w:p>
+    <w:p>
+      <w:r>
+        <w:t xml:space="preserve">SLU Artdatabanken, 2024. </w:t>
+      </w:r>
+      <w:r>
+        <w:rPr>
+          <w:i/>
+        </w:rPr>
+        <w:t xml:space="preserve">Artfaktablad. Naturvård – artfakta. </w:t>
+      </w:r>
+      <w:r>
+        <w:t>SLU Artdatabanken, Uppsala.</w:t>
+      </w:r>
+    </w:p>
+    <w:p>
+      <w:pPr>
+        <w:pStyle w:val="Heading1"/>
+      </w:pPr>
+      <w:r>
+        <w:t>Tjäder – ekologi samt krav på livsmiljön</w:t>
+      </w:r>
+    </w:p>
+    <w:p>
+      <w:r>
+        <w:t>Tjäder (§4) är en utpräglad skogsfågel knuten till större sammanhängande barrskogsområden. Tupparna och hönorna utnyttjar till viss del olika miljöer, och habitatvalet varierar dessutom mellan olika delar av året. För att det ska finnas livskraftiga tjäderbestånd krävs funktionella skogslandskap med en blandning av uppvuxen, gles och luckig skog, täta sumpskogar, myrar och andra små våtmarker (Skogsstyrelsen, 2019).</w:t>
+      </w:r>
+    </w:p>
+    <w:p>
+      <w:r>
+        <w:t>Arten försvinner när skogen fragmenteras och den sammanlagda arealen hyggen och andra öppna områden blir för stor. Ett småskaligt och försiktigt virkesuttag genom hyggesfria metoder kan i vissa fall vara möjligt i området inom 200 m från lekcentrum. Längre ut från lekcentrum, inom 200–500 m bör den avverkade ytan inte överskrida 1 hektar för att undvika alltför stora och snabba förändringar (Skogsstyrelsen, 2019).</w:t>
+      </w:r>
+    </w:p>
+    <w:p>
+      <w:pPr>
+        <w:pStyle w:val="Heading2"/>
+      </w:pPr>
+      <w:r>
+        <w:t>Referenser – tjäder</w:t>
+      </w:r>
+    </w:p>
+    <w:p>
+      <w:r>
+        <w:t xml:space="preserve">Skogsstyrelsen, 2019. </w:t>
+      </w:r>
+      <w:r>
+        <w:rPr>
+          <w:i/>
+        </w:rPr>
+        <w:t xml:space="preserve">Vägledning för hänsyn till fåglar – tjäder. </w:t>
+      </w:r>
+      <w:r>
+        <w:t>https://www.skogsstyrelsen.se/globalassets/lag-och-tillsyn/artskydd/vagledningar-for-hansyn-till-faglar/tjader-vagledning-hansyn2.pdf</w:t>
       </w:r>
     </w:p>
     <w:sectPr>
@@ -671,7 +1155,7 @@
     <w:r>
       <w:tab/>
       <w:tab/>
-      <w:t>2025-05-12</w:t>
+      <w:t>2025-05-13</w:t>
       <w:br/>
       <w:br/>
     </w:r>

--- a/klagomål/A 12426-2025 FSC-klagomål.docx
+++ b/klagomål/A 12426-2025 FSC-klagomål.docx
@@ -1155,7 +1155,7 @@
     <w:r>
       <w:tab/>
       <w:tab/>
-      <w:t>2025-05-13</w:t>
+      <w:t>2025-05-14</w:t>
       <w:br/>
       <w:br/>
     </w:r>

--- a/klagomål/A 12426-2025 FSC-klagomål.docx
+++ b/klagomål/A 12426-2025 FSC-klagomål.docx
@@ -383,7 +383,7 @@
     </w:p>
     <w:p>
       <w:r>
-        <w:t>I det avverkningsanmälda området finns 1 fyndplatser för knärot registrerade på Artportalen. Figur 2 visar gränserna för buffertzoner på 50 m, som behöver lämnas kring fyndplatserna för att knärotslokalerna inte ska försvinna vid en avverkning. Av det avverkningsanmälda området överlappar 0.73 ha med buffertzonerna och får av detta skäl inte avverkas.</w:t>
+        <w:t>I det avverkningsanmälda området finns 2 fyndplatser för knärot registrerade på Artportalen. Figur 2 visar gränserna för buffertzoner på 50 m, som behöver lämnas kring fyndplatserna för att knärotslokalerna inte ska försvinna vid en avverkning. Av det avverkningsanmälda området överlappar 1.14 ha med buffertzonerna och får av detta skäl inte avverkas.</w:t>
       </w:r>
     </w:p>
     <w:p>
@@ -1155,7 +1155,7 @@
     <w:r>
       <w:tab/>
       <w:tab/>
-      <w:t>2025-05-14</w:t>
+      <w:t>2025-05-15</w:t>
       <w:br/>
       <w:br/>
     </w:r>

--- a/klagomål/A 12426-2025 FSC-klagomål.docx
+++ b/klagomål/A 12426-2025 FSC-klagomål.docx
@@ -1155,7 +1155,7 @@
     <w:r>
       <w:tab/>
       <w:tab/>
-      <w:t>2025-05-15</w:t>
+      <w:t>2025-05-16</w:t>
       <w:br/>
       <w:br/>
     </w:r>

--- a/klagomål/A 12426-2025 FSC-klagomål.docx
+++ b/klagomål/A 12426-2025 FSC-klagomål.docx
@@ -1155,7 +1155,7 @@
     <w:r>
       <w:tab/>
       <w:tab/>
-      <w:t>2025-05-16</w:t>
+      <w:t>2025-05-17</w:t>
       <w:br/>
       <w:br/>
     </w:r>

--- a/klagomål/A 12426-2025 FSC-klagomål.docx
+++ b/klagomål/A 12426-2025 FSC-klagomål.docx
@@ -1155,7 +1155,7 @@
     <w:r>
       <w:tab/>
       <w:tab/>
-      <w:t>2025-05-17</w:t>
+      <w:t>2025-05-18</w:t>
       <w:br/>
       <w:br/>
     </w:r>

--- a/klagomål/A 12426-2025 FSC-klagomål.docx
+++ b/klagomål/A 12426-2025 FSC-klagomål.docx
@@ -1155,7 +1155,7 @@
     <w:r>
       <w:tab/>
       <w:tab/>
-      <w:t>2025-05-18</w:t>
+      <w:t>2025-05-19</w:t>
       <w:br/>
       <w:br/>
     </w:r>

--- a/klagomål/A 12426-2025 FSC-klagomål.docx
+++ b/klagomål/A 12426-2025 FSC-klagomål.docx
@@ -1155,7 +1155,7 @@
     <w:r>
       <w:tab/>
       <w:tab/>
-      <w:t>2025-05-19</w:t>
+      <w:t>2025-05-20</w:t>
       <w:br/>
       <w:br/>
     </w:r>

--- a/klagomål/A 12426-2025 FSC-klagomål.docx
+++ b/klagomål/A 12426-2025 FSC-klagomål.docx
@@ -1155,7 +1155,7 @@
     <w:r>
       <w:tab/>
       <w:tab/>
-      <w:t>2025-05-20</w:t>
+      <w:t>2025-05-21</w:t>
       <w:br/>
       <w:br/>
     </w:r>

--- a/klagomål/A 12426-2025 FSC-klagomål.docx
+++ b/klagomål/A 12426-2025 FSC-klagomål.docx
@@ -1155,7 +1155,7 @@
     <w:r>
       <w:tab/>
       <w:tab/>
-      <w:t>2025-05-21</w:t>
+      <w:t>2025-05-22</w:t>
       <w:br/>
       <w:br/>
     </w:r>

--- a/klagomål/A 12426-2025 FSC-klagomål.docx
+++ b/klagomål/A 12426-2025 FSC-klagomål.docx
@@ -1155,7 +1155,7 @@
     <w:r>
       <w:tab/>
       <w:tab/>
-      <w:t>2025-05-22</w:t>
+      <w:t>2025-05-23</w:t>
       <w:br/>
       <w:br/>
     </w:r>

--- a/klagomål/A 12426-2025 FSC-klagomål.docx
+++ b/klagomål/A 12426-2025 FSC-klagomål.docx
@@ -1155,7 +1155,7 @@
     <w:r>
       <w:tab/>
       <w:tab/>
-      <w:t>2025-05-23</w:t>
+      <w:t>2025-05-24</w:t>
       <w:br/>
       <w:br/>
     </w:r>

--- a/klagomål/A 12426-2025 FSC-klagomål.docx
+++ b/klagomål/A 12426-2025 FSC-klagomål.docx
@@ -1155,7 +1155,7 @@
     <w:r>
       <w:tab/>
       <w:tab/>
-      <w:t>2025-05-24</w:t>
+      <w:t>2025-05-25</w:t>
       <w:br/>
       <w:br/>
     </w:r>

--- a/klagomål/A 12426-2025 FSC-klagomål.docx
+++ b/klagomål/A 12426-2025 FSC-klagomål.docx
@@ -1155,7 +1155,7 @@
     <w:r>
       <w:tab/>
       <w:tab/>
-      <w:t>2025-05-25</w:t>
+      <w:t>2025-05-26</w:t>
       <w:br/>
       <w:br/>
     </w:r>

--- a/klagomål/A 12426-2025 FSC-klagomål.docx
+++ b/klagomål/A 12426-2025 FSC-klagomål.docx
@@ -1155,7 +1155,7 @@
     <w:r>
       <w:tab/>
       <w:tab/>
-      <w:t>2025-05-26</w:t>
+      <w:t>2025-05-27</w:t>
       <w:br/>
       <w:br/>
     </w:r>

--- a/klagomål/A 12426-2025 FSC-klagomål.docx
+++ b/klagomål/A 12426-2025 FSC-klagomål.docx
@@ -1155,7 +1155,7 @@
     <w:r>
       <w:tab/>
       <w:tab/>
-      <w:t>2025-05-27</w:t>
+      <w:t>2025-05-30</w:t>
       <w:br/>
       <w:br/>
     </w:r>

--- a/klagomål/A 12426-2025 FSC-klagomål.docx
+++ b/klagomål/A 12426-2025 FSC-klagomål.docx
@@ -1155,7 +1155,7 @@
     <w:r>
       <w:tab/>
       <w:tab/>
-      <w:t>2025-05-30</w:t>
+      <w:t>2025-06-01</w:t>
       <w:br/>
       <w:br/>
     </w:r>

--- a/klagomål/A 12426-2025 FSC-klagomål.docx
+++ b/klagomål/A 12426-2025 FSC-klagomål.docx
@@ -1155,7 +1155,7 @@
     <w:r>
       <w:tab/>
       <w:tab/>
-      <w:t>2025-06-01</w:t>
+      <w:t>2025-06-02</w:t>
       <w:br/>
       <w:br/>
     </w:r>

--- a/klagomål/A 12426-2025 FSC-klagomål.docx
+++ b/klagomål/A 12426-2025 FSC-klagomål.docx
@@ -1155,7 +1155,7 @@
     <w:r>
       <w:tab/>
       <w:tab/>
-      <w:t>2025-06-02</w:t>
+      <w:t>2025-06-03</w:t>
       <w:br/>
       <w:br/>
     </w:r>

--- a/klagomål/A 12426-2025 FSC-klagomål.docx
+++ b/klagomål/A 12426-2025 FSC-klagomål.docx
@@ -1155,7 +1155,7 @@
     <w:r>
       <w:tab/>
       <w:tab/>
-      <w:t>2025-06-03</w:t>
+      <w:t>2025-06-04</w:t>
       <w:br/>
       <w:br/>
     </w:r>

--- a/klagomål/A 12426-2025 FSC-klagomål.docx
+++ b/klagomål/A 12426-2025 FSC-klagomål.docx
@@ -1155,7 +1155,7 @@
     <w:r>
       <w:tab/>
       <w:tab/>
-      <w:t>2025-06-04</w:t>
+      <w:t>2025-06-05</w:t>
       <w:br/>
       <w:br/>
     </w:r>

--- a/klagomål/A 12426-2025 FSC-klagomål.docx
+++ b/klagomål/A 12426-2025 FSC-klagomål.docx
@@ -1155,7 +1155,7 @@
     <w:r>
       <w:tab/>
       <w:tab/>
-      <w:t>2025-06-05</w:t>
+      <w:t>2025-06-13</w:t>
       <w:br/>
       <w:br/>
     </w:r>

--- a/klagomål/A 12426-2025 FSC-klagomål.docx
+++ b/klagomål/A 12426-2025 FSC-klagomål.docx
@@ -1155,7 +1155,7 @@
     <w:r>
       <w:tab/>
       <w:tab/>
-      <w:t>2025-06-13</w:t>
+      <w:t>2025-06-15</w:t>
       <w:br/>
       <w:br/>
     </w:r>

--- a/klagomål/A 12426-2025 FSC-klagomål.docx
+++ b/klagomål/A 12426-2025 FSC-klagomål.docx
@@ -1155,7 +1155,7 @@
     <w:r>
       <w:tab/>
       <w:tab/>
-      <w:t>2025-06-15</w:t>
+      <w:t>2025-06-16</w:t>
       <w:br/>
       <w:br/>
     </w:r>

--- a/klagomål/A 12426-2025 FSC-klagomål.docx
+++ b/klagomål/A 12426-2025 FSC-klagomål.docx
@@ -1155,7 +1155,7 @@
     <w:r>
       <w:tab/>
       <w:tab/>
-      <w:t>2025-06-16</w:t>
+      <w:t>2025-06-17</w:t>
       <w:br/>
       <w:br/>
     </w:r>

--- a/klagomål/A 12426-2025 FSC-klagomål.docx
+++ b/klagomål/A 12426-2025 FSC-klagomål.docx
@@ -1155,7 +1155,7 @@
     <w:r>
       <w:tab/>
       <w:tab/>
-      <w:t>2025-06-17</w:t>
+      <w:t>2025-06-18</w:t>
       <w:br/>
       <w:br/>
     </w:r>

--- a/klagomål/A 12426-2025 FSC-klagomål.docx
+++ b/klagomål/A 12426-2025 FSC-klagomål.docx
@@ -1155,7 +1155,7 @@
     <w:r>
       <w:tab/>
       <w:tab/>
-      <w:t>2025-06-18</w:t>
+      <w:t>2025-06-19</w:t>
       <w:br/>
       <w:br/>
     </w:r>

--- a/klagomål/A 12426-2025 FSC-klagomål.docx
+++ b/klagomål/A 12426-2025 FSC-klagomål.docx
@@ -1155,7 +1155,7 @@
     <w:r>
       <w:tab/>
       <w:tab/>
-      <w:t>2025-06-19</w:t>
+      <w:t>2025-06-20</w:t>
       <w:br/>
       <w:br/>
     </w:r>

--- a/klagomål/A 12426-2025 FSC-klagomål.docx
+++ b/klagomål/A 12426-2025 FSC-klagomål.docx
@@ -1155,7 +1155,7 @@
     <w:r>
       <w:tab/>
       <w:tab/>
-      <w:t>2025-06-20</w:t>
+      <w:t>2025-06-21</w:t>
       <w:br/>
       <w:br/>
     </w:r>

--- a/klagomål/A 12426-2025 FSC-klagomål.docx
+++ b/klagomål/A 12426-2025 FSC-klagomål.docx
@@ -1155,7 +1155,7 @@
     <w:r>
       <w:tab/>
       <w:tab/>
-      <w:t>2025-06-21</w:t>
+      <w:t>2025-06-22</w:t>
       <w:br/>
       <w:br/>
     </w:r>

--- a/klagomål/A 12426-2025 FSC-klagomål.docx
+++ b/klagomål/A 12426-2025 FSC-klagomål.docx
@@ -1155,7 +1155,7 @@
     <w:r>
       <w:tab/>
       <w:tab/>
-      <w:t>2025-06-22</w:t>
+      <w:t>2025-06-23</w:t>
       <w:br/>
       <w:br/>
     </w:r>

--- a/klagomål/A 12426-2025 FSC-klagomål.docx
+++ b/klagomål/A 12426-2025 FSC-klagomål.docx
@@ -1155,7 +1155,7 @@
     <w:r>
       <w:tab/>
       <w:tab/>
-      <w:t>2025-06-23</w:t>
+      <w:t>2025-06-24</w:t>
       <w:br/>
       <w:br/>
     </w:r>

--- a/klagomål/A 12426-2025 FSC-klagomål.docx
+++ b/klagomål/A 12426-2025 FSC-klagomål.docx
@@ -1155,7 +1155,7 @@
     <w:r>
       <w:tab/>
       <w:tab/>
-      <w:t>2025-06-24</w:t>
+      <w:t>2025-06-25</w:t>
       <w:br/>
       <w:br/>
     </w:r>

--- a/klagomål/A 12426-2025 FSC-klagomål.docx
+++ b/klagomål/A 12426-2025 FSC-klagomål.docx
@@ -1155,7 +1155,7 @@
     <w:r>
       <w:tab/>
       <w:tab/>
-      <w:t>2025-06-25</w:t>
+      <w:t>2025-06-26</w:t>
       <w:br/>
       <w:br/>
     </w:r>

--- a/klagomål/A 12426-2025 FSC-klagomål.docx
+++ b/klagomål/A 12426-2025 FSC-klagomål.docx
@@ -1155,7 +1155,7 @@
     <w:r>
       <w:tab/>
       <w:tab/>
-      <w:t>2025-06-26</w:t>
+      <w:t>2025-06-27</w:t>
       <w:br/>
       <w:br/>
     </w:r>

--- a/klagomål/A 12426-2025 FSC-klagomål.docx
+++ b/klagomål/A 12426-2025 FSC-klagomål.docx
@@ -1155,7 +1155,7 @@
     <w:r>
       <w:tab/>
       <w:tab/>
-      <w:t>2025-06-27</w:t>
+      <w:t>2025-06-28</w:t>
       <w:br/>
       <w:br/>
     </w:r>

--- a/klagomål/A 12426-2025 FSC-klagomål.docx
+++ b/klagomål/A 12426-2025 FSC-klagomål.docx
@@ -1155,7 +1155,7 @@
     <w:r>
       <w:tab/>
       <w:tab/>
-      <w:t>2025-06-28</w:t>
+      <w:t>2025-06-29</w:t>
       <w:br/>
       <w:br/>
     </w:r>

--- a/klagomål/A 12426-2025 FSC-klagomål.docx
+++ b/klagomål/A 12426-2025 FSC-klagomål.docx
@@ -1155,7 +1155,7 @@
     <w:r>
       <w:tab/>
       <w:tab/>
-      <w:t>2025-06-29</w:t>
+      <w:t>2025-06-30</w:t>
       <w:br/>
       <w:br/>
     </w:r>

--- a/klagomål/A 12426-2025 FSC-klagomål.docx
+++ b/klagomål/A 12426-2025 FSC-klagomål.docx
@@ -1155,7 +1155,7 @@
     <w:r>
       <w:tab/>
       <w:tab/>
-      <w:t>2025-06-30</w:t>
+      <w:t>2025-07-01</w:t>
       <w:br/>
       <w:br/>
     </w:r>

--- a/klagomål/A 12426-2025 FSC-klagomål.docx
+++ b/klagomål/A 12426-2025 FSC-klagomål.docx
@@ -1155,7 +1155,7 @@
     <w:r>
       <w:tab/>
       <w:tab/>
-      <w:t>2025-07-01</w:t>
+      <w:t>2025-07-02</w:t>
       <w:br/>
       <w:br/>
     </w:r>

--- a/klagomål/A 12426-2025 FSC-klagomål.docx
+++ b/klagomål/A 12426-2025 FSC-klagomål.docx
@@ -1155,7 +1155,7 @@
     <w:r>
       <w:tab/>
       <w:tab/>
-      <w:t>2025-07-02</w:t>
+      <w:t>2025-07-03</w:t>
       <w:br/>
       <w:br/>
     </w:r>

--- a/klagomål/A 12426-2025 FSC-klagomål.docx
+++ b/klagomål/A 12426-2025 FSC-klagomål.docx
@@ -1155,7 +1155,7 @@
     <w:r>
       <w:tab/>
       <w:tab/>
-      <w:t>2025-07-03</w:t>
+      <w:t>2025-07-04</w:t>
       <w:br/>
       <w:br/>
     </w:r>

--- a/klagomål/A 12426-2025 FSC-klagomål.docx
+++ b/klagomål/A 12426-2025 FSC-klagomål.docx
@@ -1155,7 +1155,7 @@
     <w:r>
       <w:tab/>
       <w:tab/>
-      <w:t>2025-07-04</w:t>
+      <w:t>2025-07-05</w:t>
       <w:br/>
       <w:br/>
     </w:r>

--- a/klagomål/A 12426-2025 FSC-klagomål.docx
+++ b/klagomål/A 12426-2025 FSC-klagomål.docx
@@ -1155,7 +1155,7 @@
     <w:r>
       <w:tab/>
       <w:tab/>
-      <w:t>2025-07-05</w:t>
+      <w:t>2025-07-06</w:t>
       <w:br/>
       <w:br/>
     </w:r>

--- a/klagomål/A 12426-2025 FSC-klagomål.docx
+++ b/klagomål/A 12426-2025 FSC-klagomål.docx
@@ -1155,7 +1155,7 @@
     <w:r>
       <w:tab/>
       <w:tab/>
-      <w:t>2025-07-06</w:t>
+      <w:t>2025-07-07</w:t>
       <w:br/>
       <w:br/>
     </w:r>

--- a/klagomål/A 12426-2025 FSC-klagomål.docx
+++ b/klagomål/A 12426-2025 FSC-klagomål.docx
@@ -1155,7 +1155,7 @@
     <w:r>
       <w:tab/>
       <w:tab/>
-      <w:t>2025-07-07</w:t>
+      <w:t>2025-07-08</w:t>
       <w:br/>
       <w:br/>
     </w:r>

--- a/klagomål/A 12426-2025 FSC-klagomål.docx
+++ b/klagomål/A 12426-2025 FSC-klagomål.docx
@@ -276,7 +276,25 @@
         <w:t>Lunglav (NT)</w:t>
       </w:r>
       <w:r>
-        <w:t xml:space="preserve"> är en av vårt lands främsta signalarter som överallt indikerar gamla lövträd, skogsbestånd med höga naturvärden och ekosystem med lång skoglig kontinuitet. Lokalt kan förekomsten vara mycket riklig men den hittas nästan enbart i gamla och ej slutavverkade skogar. Artens samtliga förekomster bör uppmärksammas från naturvårdssynpunkt, då många lokaler även hyser andra ovanliga och rödlistade arter. Rikliga förekomster bör skyddas med biotopskydd, frivilliga avsättningar eller reservat (SLU Artdatabanken, 2024; Nitare &amp; Skogsstyrelsen, 2019).</w:t>
+        <w:t xml:space="preserve"> är en av vårt lands främsta signalarter som överallt indikerar gamla lövträd, skogsbestånd med höga naturvärden och ekosystem med lång skoglig kontinuitet. Lokalt kan förekomsten vara mycket riklig men den hittas nästan enbart i gamla och ej slutavverkade skogar. Artens samtliga förekomster bör uppmärksammas från naturvårdssynpunkt, då många lokaler även hyser andra ovanliga och rödlistade arter. Rikliga förekomster bör skyddas med biotopskydd, frivilliga avsättningar eller reservat. Det finns ett antal sällsynta lavparasiter som växer på lunglav: lunglavsknapp (VU), skrovelmössing (DD), lunglavshårprick (DD), </w:t>
+      </w:r>
+      <w:r>
+        <w:rPr>
+          <w:i/>
+        </w:rPr>
+        <w:t>Calycina alstrupii</w:t>
+      </w:r>
+      <w:r>
+        <w:t xml:space="preserve"> (NA) och </w:t>
+      </w:r>
+      <w:r>
+        <w:rPr>
+          <w:i/>
+        </w:rPr>
+        <w:t>Chalara lobariae</w:t>
+      </w:r>
+      <w:r>
+        <w:t xml:space="preserve"> (NA) (SLU Artdatabanken, 2025; SLU Artdatabanken, 2024; Nitare &amp; Skogsstyrelsen, 2019).</w:t>
       </w:r>
     </w:p>
     <w:p>
@@ -930,7 +948,7 @@
         <w:t>Plectocarpon lichenum</w:t>
       </w:r>
       <w:r>
-        <w:t xml:space="preserve"> (VU). Det finns ytterligare två rödlistade parasiter vilka bara förekommer på lunglav, Skrovelmössing </w:t>
+        <w:t xml:space="preserve"> (VU). Det finns ytterligare ett antal parasiter vilka bara förekommer på lunglav: Skrovelmössing </w:t>
       </w:r>
       <w:r>
         <w:rPr>
@@ -948,7 +966,25 @@
         <w:t>Niesslia lobariae</w:t>
       </w:r>
       <w:r>
-        <w:t xml:space="preserve"> (rödlistad som Kunskapsbrist DD). Skrovelmössing (DD) har små svarta apothecier och bruna, 1-septerade sporer och Lunglavshårprick (DD) har brunhåriga perithecier och färglösa, 1-septerade sporer (SLU Artdatabanken, 2024; Nitare &amp; Skogsstyrelsen, 2019).</w:t>
+        <w:t xml:space="preserve"> (rödlistad som Kunskapsbrist DD). Skrovelmössing (DD) har små svarta apothecier och bruna, 1-septerade sporer och Lunglavshårprick (DD) har brunhåriga perithecier och färglösa, 1-septerade sporer. Nyligen har ytterligare två lavparasiter påträffats i Sverige som växer på lunglav: </w:t>
+      </w:r>
+      <w:r>
+        <w:rPr>
+          <w:i/>
+        </w:rPr>
+        <w:t>Calycina alstrupii</w:t>
+      </w:r>
+      <w:r>
+        <w:t xml:space="preserve"> (NA) och </w:t>
+      </w:r>
+      <w:r>
+        <w:rPr>
+          <w:i/>
+        </w:rPr>
+        <w:t>Chalara lobariae</w:t>
+      </w:r>
+      <w:r>
+        <w:t xml:space="preserve"> (NA) (SLU Artdatabanken, 2025; SLU Artdatabanken, 2024; Nitare &amp; Skogsstyrelsen, 2019).</w:t>
       </w:r>
     </w:p>
     <w:p>
@@ -985,6 +1021,20 @@
       </w:r>
       <w:r>
         <w:t>SLU Artdatabanken, Uppsala.</w:t>
+      </w:r>
+    </w:p>
+    <w:p>
+      <w:r>
+        <w:t xml:space="preserve">SLU Artdatabanken, 2025. </w:t>
+      </w:r>
+      <w:r>
+        <w:rPr>
+          <w:i/>
+        </w:rPr>
+        <w:t xml:space="preserve">Över 20 nya lavparasiter för Sverige. </w:t>
+      </w:r>
+      <w:r>
+        <w:t>https://www.slu.se/artdatabanken/arter-och-natur/artiklar/over-20-nya-lavparasiter-for-sverige/</w:t>
       </w:r>
     </w:p>
     <w:p>
@@ -1155,7 +1205,7 @@
     <w:r>
       <w:tab/>
       <w:tab/>
-      <w:t>2025-07-08</w:t>
+      <w:t>2025-07-09</w:t>
       <w:br/>
       <w:br/>
     </w:r>

--- a/klagomål/A 12426-2025 FSC-klagomål.docx
+++ b/klagomål/A 12426-2025 FSC-klagomål.docx
@@ -1205,7 +1205,7 @@
     <w:r>
       <w:tab/>
       <w:tab/>
-      <w:t>2025-07-09</w:t>
+      <w:t>2025-07-11</w:t>
       <w:br/>
       <w:br/>
     </w:r>

--- a/klagomål/A 12426-2025 FSC-klagomål.docx
+++ b/klagomål/A 12426-2025 FSC-klagomål.docx
@@ -1205,7 +1205,7 @@
     <w:r>
       <w:tab/>
       <w:tab/>
-      <w:t>2025-07-11</w:t>
+      <w:t>2025-07-12</w:t>
       <w:br/>
       <w:br/>
     </w:r>

--- a/klagomål/A 12426-2025 FSC-klagomål.docx
+++ b/klagomål/A 12426-2025 FSC-klagomål.docx
@@ -1205,7 +1205,7 @@
     <w:r>
       <w:tab/>
       <w:tab/>
-      <w:t>2025-07-12</w:t>
+      <w:t>2025-07-13</w:t>
       <w:br/>
       <w:br/>
     </w:r>

--- a/klagomål/A 12426-2025 FSC-klagomål.docx
+++ b/klagomål/A 12426-2025 FSC-klagomål.docx
@@ -1205,7 +1205,7 @@
     <w:r>
       <w:tab/>
       <w:tab/>
-      <w:t>2025-07-13</w:t>
+      <w:t>2025-07-14</w:t>
       <w:br/>
       <w:br/>
     </w:r>

--- a/klagomål/A 12426-2025 FSC-klagomål.docx
+++ b/klagomål/A 12426-2025 FSC-klagomål.docx
@@ -1243,7 +1243,7 @@
     <w:r>
       <w:tab/>
       <w:tab/>
-      <w:t>2025-08-06</w:t>
+      <w:t>2025-08-09</w:t>
       <w:br/>
       <w:br/>
     </w:r>
